--- a/backend/assets/contratos/proposta-contrato-anexo-i.docx
+++ b/backend/assets/contratos/proposta-contrato-anexo-i.docx
@@ -2819,7 +2819,7 @@
           <w:bCs/>
           <w:i/>
           <w:iCs/>
-          <w:color w:val="FF0000"/>
+          <w:color w:val="5B5C5B"/>
         </w:rPr>
         <w:t>{{cliente_razao_social}}</w:t>
       </w:r>
@@ -3058,7 +3058,7 @@
           <w:rFonts w:ascii="Source Sans Pro Light" w:hAnsi="Source Sans Pro Light" w:cs="Arial"/>
           <w:b/>
           <w:bCs/>
-          <w:color w:val="FF0000"/>
+          <w:color w:val="5B5C5B"/>
           <w:shd w:val="clear" w:color="auto" w:fill="FFFFFF"/>
         </w:rPr>
         <w:t/>
@@ -3070,7 +3070,7 @@
           <w:bCs/>
           <w:i/>
           <w:iCs/>
-          <w:color w:val="FF0000"/>
+          <w:color w:val="5B5C5B"/>
           <w:shd w:val="clear" w:color="auto" w:fill="FFFFFF"/>
         </w:rPr>
         <w:t>{{cliente_razao_social}}</w:t>
@@ -3080,7 +3080,7 @@
           <w:rFonts w:ascii="Source Sans Pro Light" w:hAnsi="Source Sans Pro Light" w:cs="Arial"/>
           <w:b/>
           <w:bCs/>
-          <w:color w:val="FF0000"/>
+          <w:color w:val="5B5C5B"/>
           <w:shd w:val="clear" w:color="auto" w:fill="FFFFFF"/>
         </w:rPr>
         <w:t/>
@@ -3743,7 +3743,7 @@
                 <w:rFonts w:ascii="Calibri" w:hAnsi="Calibri" w:cs="Calibri"/>
                 <w:b/>
                 <w:bCs/>
-                <w:color w:val="FF0000"/>
+                <w:color w:val="5B5C5B"/>
                 <w:sz w:val="22"/>
                 <w:szCs w:val="22"/>
               </w:rPr>
@@ -3757,7 +3757,7 @@
                 <w:bCs/>
                 <w:i/>
                 <w:iCs/>
-                <w:color w:val="FF0000"/>
+                <w:color w:val="5B5C5B"/>
                 <w:sz w:val="22"/>
                 <w:szCs w:val="22"/>
               </w:rPr>
@@ -3771,7 +3771,7 @@
                 <w:bCs/>
                 <w:i/>
                 <w:iCs/>
-                <w:color w:val="FF0000"/>
+                <w:color w:val="5B5C5B"/>
                 <w:sz w:val="22"/>
                 <w:szCs w:val="22"/>
               </w:rPr>
@@ -3782,7 +3782,7 @@
                 <w:rFonts w:ascii="Calibri" w:hAnsi="Calibri" w:cs="Calibri"/>
                 <w:b/>
                 <w:bCs/>
-                <w:color w:val="FF0000"/>
+                <w:color w:val="5B5C5B"/>
                 <w:sz w:val="22"/>
                 <w:szCs w:val="22"/>
               </w:rPr>
@@ -3809,7 +3809,7 @@
             <w:r>
               <w:rPr>
                 <w:rFonts w:ascii="Source Sans Pro Light" w:hAnsi="Source Sans Pro Light" w:cs="Arial"/>
-                <w:color w:val="FF0000"/>
+                <w:color w:val="5B5C5B"/>
                 <w:sz w:val="28"/>
                 <w:szCs w:val="28"/>
               </w:rPr>
@@ -3819,7 +3819,7 @@
             <w:r>
               <w:rPr>
                 <w:rFonts w:ascii="Source Sans Pro Light" w:hAnsi="Source Sans Pro Light" w:cs="Arial"/>
-                <w:color w:val="FF0000"/>
+                <w:color w:val="5B5C5B"/>
                 <w:sz w:val="28"/>
                 <w:szCs w:val="28"/>
               </w:rPr>
@@ -3857,7 +3857,7 @@
             <w:r>
               <w:rPr>
                 <w:rFonts w:ascii="Source Sans Pro Light" w:hAnsi="Source Sans Pro Light" w:cs="Arial"/>
-                <w:color w:val="FF0000"/>
+                <w:color w:val="5B5C5B"/>
                 <w:sz w:val="28"/>
                 <w:szCs w:val="28"/>
               </w:rPr>
@@ -3867,7 +3867,7 @@
             <w:r>
               <w:rPr>
                 <w:rFonts w:ascii="Source Sans Pro Light" w:hAnsi="Source Sans Pro Light" w:cs="Arial"/>
-                <w:color w:val="FF0000"/>
+                <w:color w:val="5B5C5B"/>
                 <w:sz w:val="28"/>
                 <w:szCs w:val="28"/>
               </w:rPr>
@@ -3914,7 +3914,7 @@
             <w:r>
               <w:rPr>
                 <w:rFonts w:ascii="Source Sans Pro Light" w:hAnsi="Source Sans Pro Light" w:cs="Arial"/>
-                <w:color w:val="FF0000"/>
+                <w:color w:val="5B5C5B"/>
                 <w:sz w:val="28"/>
                 <w:szCs w:val="28"/>
               </w:rPr>
@@ -3933,7 +3933,7 @@
               <w:cnfStyle w:val="000000100000" w:firstRow="0" w:lastRow="0" w:firstColumn="0" w:lastColumn="0" w:oddVBand="0" w:evenVBand="0" w:oddHBand="1" w:evenHBand="0" w:firstRowFirstColumn="0" w:firstRowLastColumn="0" w:lastRowFirstColumn="0" w:lastRowLastColumn="0"/>
               <w:rPr>
                 <w:rFonts w:ascii="Source Sans Pro Light" w:hAnsi="Source Sans Pro Light" w:cs="Arial"/>
-                <w:color w:val="FF0000"/>
+                <w:color w:val="5B5C5B"/>
                 <w:sz w:val="28"/>
                 <w:szCs w:val="28"/>
               </w:rPr>
@@ -3941,7 +3941,7 @@
             <w:r>
               <w:rPr>
                 <w:rFonts w:ascii="Source Sans Pro Light" w:hAnsi="Source Sans Pro Light" w:cs="Arial"/>
-                <w:color w:val="FF0000"/>
+                <w:color w:val="5B5C5B"/>
                 <w:sz w:val="28"/>
                 <w:szCs w:val="28"/>
               </w:rPr>
@@ -4484,7 +4484,7 @@
                 <w:rFonts w:ascii="Source Sans Pro Light" w:hAnsi="Source Sans Pro Light" w:cs="Arial"/>
                 <w:b w:val="0"/>
                 <w:bCs w:val="0"/>
-                <w:color w:val="FF0000"/>
+                <w:color w:val="5B5C5B"/>
                 <w:sz w:val="28"/>
                 <w:szCs w:val="28"/>
               </w:rPr>
@@ -4496,7 +4496,7 @@
                 <w:rFonts w:ascii="Source Sans Pro Light" w:hAnsi="Source Sans Pro Light" w:cs="Arial"/>
                 <w:b w:val="0"/>
                 <w:bCs w:val="0"/>
-                <w:color w:val="FF0000"/>
+                <w:color w:val="5B5C5B"/>
                 <w:sz w:val="28"/>
                 <w:szCs w:val="28"/>
               </w:rPr>
@@ -4544,7 +4544,7 @@
             <w:r>
               <w:rPr>
                 <w:rFonts w:ascii="Source Sans Pro Light" w:hAnsi="Source Sans Pro Light" w:cs="Arial"/>
-                <w:color w:val="FF0000"/>
+                <w:color w:val="5B5C5B"/>
                 <w:sz w:val="28"/>
                 <w:szCs w:val="28"/>
               </w:rPr>
@@ -4554,7 +4554,7 @@
             <w:r>
               <w:rPr>
                 <w:rFonts w:ascii="Source Sans Pro Light" w:hAnsi="Source Sans Pro Light" w:cs="Arial"/>
-                <w:color w:val="FF0000"/>
+                <w:color w:val="5B5C5B"/>
                 <w:sz w:val="28"/>
                 <w:szCs w:val="28"/>
               </w:rPr>
@@ -4564,7 +4564,7 @@
             <w:r>
               <w:rPr>
                 <w:rFonts w:ascii="Source Sans Pro Light" w:hAnsi="Source Sans Pro Light" w:cs="Arial"/>
-                <w:color w:val="FF0000"/>
+                <w:color w:val="5B5C5B"/>
                 <w:sz w:val="28"/>
                 <w:szCs w:val="28"/>
               </w:rPr>
@@ -4592,7 +4592,7 @@
             <w:r>
               <w:rPr>
                 <w:rFonts w:ascii="Source Sans Pro Light" w:hAnsi="Source Sans Pro Light" w:cs="Arial"/>
-                <w:color w:val="FF0000"/>
+                <w:color w:val="5B5C5B"/>
                 <w:sz w:val="28"/>
                 <w:szCs w:val="28"/>
               </w:rPr>
@@ -4620,7 +4620,7 @@
             <w:r>
               <w:rPr>
                 <w:rFonts w:ascii="Source Sans Pro Light" w:hAnsi="Source Sans Pro Light" w:cs="Arial"/>
-                <w:color w:val="FF0000"/>
+                <w:color w:val="5B5C5B"/>
                 <w:sz w:val="28"/>
                 <w:szCs w:val="28"/>
               </w:rPr>
@@ -4725,7 +4725,7 @@
                 <w:rFonts w:ascii="Source Sans Pro Light" w:hAnsi="Source Sans Pro Light" w:cs="Arial"/>
                 <w:b/>
                 <w:bCs/>
-                <w:color w:val="FF0000"/>
+                <w:color w:val="5B5C5B"/>
                 <w:sz w:val="28"/>
                 <w:szCs w:val="28"/>
               </w:rPr>
@@ -5051,7 +5051,7 @@
             <w:r>
               <w:rPr>
                 <w:rFonts w:ascii="Source Sans Pro Light" w:hAnsi="Source Sans Pro Light" w:cs="Arial"/>
-                <w:color w:val="FF0000"/>
+                <w:color w:val="5B5C5B"/>
                 <w:sz w:val="28"/>
                 <w:szCs w:val="28"/>
               </w:rPr>
@@ -5061,7 +5061,7 @@
             <w:r>
               <w:rPr>
                 <w:rFonts w:ascii="Source Sans Pro Light" w:hAnsi="Source Sans Pro Light" w:cs="Arial"/>
-                <w:color w:val="FF0000"/>
+                <w:color w:val="5B5C5B"/>
                 <w:sz w:val="28"/>
                 <w:szCs w:val="28"/>
               </w:rPr>
@@ -5071,7 +5071,7 @@
             <w:r>
               <w:rPr>
                 <w:rFonts w:ascii="Source Sans Pro Light" w:hAnsi="Source Sans Pro Light" w:cs="Arial"/>
-                <w:color w:val="FF0000"/>
+                <w:color w:val="5B5C5B"/>
                 <w:sz w:val="28"/>
                 <w:szCs w:val="28"/>
               </w:rPr>
@@ -5099,7 +5099,7 @@
             <w:r>
               <w:rPr>
                 <w:rFonts w:ascii="Source Sans Pro Light" w:hAnsi="Source Sans Pro Light" w:cs="Arial"/>
-                <w:color w:val="FF0000"/>
+                <w:color w:val="5B5C5B"/>
                 <w:sz w:val="28"/>
                 <w:szCs w:val="28"/>
               </w:rPr>
@@ -5119,7 +5119,7 @@
               <w:cnfStyle w:val="000000100000" w:firstRow="0" w:lastRow="0" w:firstColumn="0" w:lastColumn="0" w:oddVBand="0" w:evenVBand="0" w:oddHBand="1" w:evenHBand="0" w:firstRowFirstColumn="0" w:firstRowLastColumn="0" w:lastRowFirstColumn="0" w:lastRowLastColumn="0"/>
               <w:rPr>
                 <w:rFonts w:ascii="Source Sans Pro Light" w:hAnsi="Source Sans Pro Light" w:cs="Arial"/>
-                <w:color w:val="FF0000"/>
+                <w:color w:val="5B5C5B"/>
                 <w:sz w:val="28"/>
                 <w:szCs w:val="28"/>
               </w:rPr>
@@ -5127,7 +5127,7 @@
             <w:r>
               <w:rPr>
                 <w:rFonts w:ascii="Source Sans Pro Light" w:hAnsi="Source Sans Pro Light" w:cs="Arial"/>
-                <w:color w:val="FF0000"/>
+                <w:color w:val="5B5C5B"/>
                 <w:sz w:val="28"/>
                 <w:szCs w:val="28"/>
               </w:rPr>
@@ -5214,7 +5214,7 @@
                 <w:rFonts w:ascii="Source Sans Pro Light" w:hAnsi="Source Sans Pro Light" w:cs="Arial"/>
                 <w:b/>
                 <w:bCs/>
-                <w:color w:val="FF0000"/>
+                <w:color w:val="5B5C5B"/>
                 <w:sz w:val="28"/>
                 <w:szCs w:val="28"/>
               </w:rPr>
@@ -5446,7 +5446,7 @@
       <w:r>
         <w:rPr>
           <w:rFonts w:ascii="Source Sans Pro Light" w:hAnsi="Source Sans Pro Light" w:cs="Arial"/>
-          <w:color w:val="FF0000"/>
+          <w:color w:val="5B5C5B"/>
         </w:rPr>
         <w:t>{{servicos_total}}</w:t>
       </w:r>
@@ -5454,7 +5454,7 @@
       <w:r>
         <w:rPr>
           <w:rFonts w:ascii="Source Sans Pro Light" w:hAnsi="Source Sans Pro Light" w:cs="Arial"/>
-          <w:color w:val="FF0000"/>
+          <w:color w:val="5B5C5B"/>
         </w:rPr>
         <w:t/>
       </w:r>
@@ -5462,7 +5462,7 @@
       <w:r>
         <w:rPr>
           <w:rFonts w:ascii="Source Sans Pro Light" w:hAnsi="Source Sans Pro Light" w:cs="Arial"/>
-          <w:color w:val="FF0000"/>
+          <w:color w:val="5B5C5B"/>
         </w:rPr>
         <w:t/>
       </w:r>
@@ -5476,7 +5476,7 @@
       <w:r>
         <w:rPr>
           <w:rFonts w:ascii="Source Sans Pro Light" w:hAnsi="Source Sans Pro Light" w:cs="Arial"/>
-          <w:color w:val="FF0000"/>
+          <w:color w:val="5B5C5B"/>
         </w:rPr>
         <w:t>{{servicos_parcela}}</w:t>
       </w:r>
@@ -5517,7 +5517,7 @@
       <w:r>
         <w:rPr>
           <w:rFonts w:ascii="Source Sans Pro Light" w:hAnsi="Source Sans Pro Light" w:cs="Arial"/>
-          <w:color w:val="FF0000"/>
+          <w:color w:val="5B5C5B"/>
         </w:rPr>
         <w:t>{{locacao_mensal_total}}</w:t>
       </w:r>
@@ -5525,7 +5525,7 @@
       <w:r>
         <w:rPr>
           <w:rFonts w:ascii="Source Sans Pro Light" w:hAnsi="Source Sans Pro Light" w:cs="Arial"/>
-          <w:color w:val="FF0000"/>
+          <w:color w:val="5B5C5B"/>
         </w:rPr>
         <w:t/>
       </w:r>
@@ -5533,7 +5533,7 @@
       <w:r>
         <w:rPr>
           <w:rFonts w:ascii="Source Sans Pro Light" w:hAnsi="Source Sans Pro Light" w:cs="Arial"/>
-          <w:color w:val="FF0000"/>
+          <w:color w:val="5B5C5B"/>
         </w:rPr>
         <w:t/>
       </w:r>
@@ -5613,7 +5613,7 @@
           <w:bCs/>
           <w:i/>
           <w:iCs/>
-          <w:color w:val="FF0000"/>
+          <w:color w:val="5B5C5B"/>
         </w:rPr>
         <w:t>{{cliente_razao_social}}</w:t>
       </w:r>
@@ -5984,7 +5984,7 @@
           <w:rFonts w:ascii="Source Sans Pro Light" w:hAnsi="Source Sans Pro Light" w:cs="Arial"/>
           <w:b/>
           <w:bCs/>
-          <w:color w:val="FF0000"/>
+          <w:color w:val="5B5C5B"/>
           <w:shd w:val="clear" w:color="auto" w:fill="FFFFFF"/>
         </w:rPr>
         <w:t/>
@@ -5996,7 +5996,7 @@
           <w:bCs/>
           <w:i/>
           <w:iCs/>
-          <w:color w:val="FF0000"/>
+          <w:color w:val="5B5C5B"/>
           <w:shd w:val="clear" w:color="auto" w:fill="FFFFFF"/>
         </w:rPr>
         <w:t>{{cliente_razao_social}}</w:t>
@@ -6006,7 +6006,7 @@
           <w:rFonts w:ascii="Source Sans Pro Light" w:hAnsi="Source Sans Pro Light" w:cs="Arial"/>
           <w:b/>
           <w:bCs/>
-          <w:color w:val="FF0000"/>
+          <w:color w:val="5B5C5B"/>
           <w:shd w:val="clear" w:color="auto" w:fill="FFFFFF"/>
         </w:rPr>
         <w:t/>
@@ -6061,7 +6061,7 @@
       <w:r>
         <w:rPr>
           <w:rFonts w:ascii="Source Sans Pro Light" w:hAnsi="Source Sans Pro Light" w:cs="Arial"/>
-          <w:color w:val="FF0000"/>
+          <w:color w:val="5B5C5B"/>
         </w:rPr>
         <w:t>{{prazo_entrega}}</w:t>
       </w:r>
@@ -6180,7 +6180,7 @@
       <w:r>
         <w:rPr>
           <w:rFonts w:ascii="Source Sans Pro Light" w:hAnsi="Source Sans Pro Light" w:cs="Arial"/>
-          <w:color w:val="FF0000"/>
+          <w:color w:val="5B5C5B"/>
         </w:rPr>
         <w:t>{{prazo_instalacao}}</w:t>
       </w:r>
@@ -6277,7 +6277,7 @@
       <w:r>
         <w:rPr>
           <w:rFonts w:ascii="Source Sans Pro Light" w:hAnsi="Source Sans Pro Light" w:cs="Arial"/>
-          <w:color w:val="FF0000"/>
+          <w:color w:val="5B5C5B"/>
         </w:rPr>
         <w:t>{{prazo_verificacao}}</w:t>
       </w:r>
@@ -6353,7 +6353,7 @@
       <w:r>
         <w:rPr>
           <w:rFonts w:ascii="Source Sans Pro Light" w:hAnsi="Source Sans Pro Light" w:cs="Arial"/>
-          <w:color w:val="FF0000"/>
+          <w:color w:val="5B5C5B"/>
         </w:rPr>
         <w:t>{{prazo_software}}</w:t>
       </w:r>
@@ -6556,7 +6556,7 @@
           <w:bCs/>
           <w:i/>
           <w:iCs/>
-          <w:color w:val="FF0000"/>
+          <w:color w:val="5B5C5B"/>
         </w:rPr>
         <w:t>{{cliente_razao_social}}</w:t>
       </w:r>
@@ -6858,28 +6858,28 @@
       <w:r>
         <w:rPr>
           <w:rFonts w:ascii="Source Sans Pro Light" w:hAnsi="Source Sans Pro Light" w:cs="Arial"/>
-          <w:color w:val="FF0000"/>
+          <w:color w:val="5B5C5B"/>
         </w:rPr>
         <w:t>{{validade}}</w:t>
       </w:r>
       <w:r>
         <w:rPr>
           <w:rFonts w:ascii="Source Sans Pro Light" w:hAnsi="Source Sans Pro Light" w:cs="Arial"/>
-          <w:color w:val="FF0000"/>
+          <w:color w:val="5B5C5B"/>
         </w:rPr>
         <w:t/>
       </w:r>
       <w:r>
         <w:rPr>
           <w:rFonts w:ascii="Source Sans Pro Light" w:hAnsi="Source Sans Pro Light" w:cs="Arial"/>
-          <w:color w:val="FF0000"/>
+          <w:color w:val="5B5C5B"/>
         </w:rPr>
         <w:t/>
       </w:r>
       <w:r>
         <w:rPr>
           <w:rFonts w:ascii="Source Sans Pro Light" w:hAnsi="Source Sans Pro Light" w:cs="Arial"/>
-          <w:color w:val="FF0000"/>
+          <w:color w:val="5B5C5B"/>
         </w:rPr>
         <w:t/>
       </w:r>
@@ -6967,7 +6967,7 @@
           <w:rFonts w:ascii="Source Sans Pro Light" w:hAnsi="Source Sans Pro Light" w:cs="Arial"/>
           <w:b/>
           <w:bCs/>
-          <w:color w:val="FF0000"/>
+          <w:color w:val="5B5C5B"/>
           <w:shd w:val="clear" w:color="auto" w:fill="FFFFFF"/>
         </w:rPr>
         <w:t/>
@@ -6979,7 +6979,7 @@
           <w:bCs/>
           <w:i/>
           <w:iCs/>
-          <w:color w:val="FF0000"/>
+          <w:color w:val="5B5C5B"/>
           <w:shd w:val="clear" w:color="auto" w:fill="FFFFFF"/>
         </w:rPr>
         <w:t>{{cliente_razao_social}}</w:t>
@@ -6989,7 +6989,7 @@
           <w:rFonts w:ascii="Source Sans Pro Light" w:hAnsi="Source Sans Pro Light" w:cs="Arial"/>
           <w:b/>
           <w:bCs/>
-          <w:color w:val="FF0000"/>
+          <w:color w:val="5B5C5B"/>
           <w:shd w:val="clear" w:color="auto" w:fill="FFFFFF"/>
         </w:rPr>
         <w:t/>
@@ -7064,8 +7064,9 @@
     </w:p>
     <w:sectPr>
       <w:headerReference w:type="default" r:id="rId10"/>
+      <w:footerReference w:type="default" r:id="rIdRodapeTexto"/>
       <w:pgSz w:w="11906" w:h="16838"/>
-      <w:pgMar w:top="1417" w:right="1701" w:bottom="1417" w:left="1701" w:header="708" w:footer="708" w:gutter="0"/>
+      <w:pgMar w:top="1417" w:right="1701" w:bottom="1417" w:left="1701" w:header="708" w:footer="480" w:gutter="0"/>
       <w:cols w:space="708"/>
       <w:docGrid w:linePitch="360"/>
     </w:sectPr>
@@ -7090,6 +7091,133 @@
     </w:p>
   </w:endnote>
 </w:endnotes>
+</file>
+
+<file path=word/footer1.xml><?xml version="1.0" encoding="utf-8"?>
+<w:ftr xmlns:w="http://schemas.openxmlformats.org/wordprocessingml/2006/main" xmlns:r="http://schemas.openxmlformats.org/officeDocument/2006/relationships">
+  <w:tbl>
+    <w:tblPr>
+      <w:tblW w:w="0" w:type="auto"/>
+      <w:tblInd w:w="300" w:type="dxa"/>
+      <w:tblLayout w:type="fixed"/>
+      <w:tblBorders>
+        <w:top w:val="nil"/>
+        <w:left w:val="nil"/>
+        <w:bottom w:val="nil"/>
+        <w:right w:val="nil"/>
+        <w:insideH w:val="nil"/>
+        <w:insideV w:val="nil"/>
+      </w:tblBorders>
+      <w:tblCellMar>
+        <w:left w:w="0" w:type="dxa"/>
+        <w:right w:w="0" w:type="dxa"/>
+      </w:tblCellMar>
+      <w:tblLook w:val="0000"/>
+    </w:tblPr>
+    <w:tblGrid>
+      <w:gridCol w:w="2772"/>
+      <w:gridCol w:w="3787"/>
+      <w:gridCol w:w="2494"/>
+    </w:tblGrid>
+    <w:tr>
+      <w:tc>
+        <w:tcPr>
+          <w:tcW w:w="2772" w:type="dxa"/>
+        </w:tcPr>
+        <w:p>
+          <w:pPr>
+            <w:spacing w:before="0" w:after="0" w:line="240" w:lineRule="auto"/>
+          </w:pPr>
+          <w:r>
+            <w:rPr>
+              <w:rFonts w:ascii="Calibri" w:hAnsi="Calibri" w:cs="Calibri"/>
+              <w:color w:val="5E5E5E"/>
+              <w:sz w:val="16"/>
+              <w:szCs w:val="16"/>
+            </w:rPr>
+            <w:t xml:space="preserve">Rua XV de Novembro, 743</w:t>
+          </w:r>
+        </w:p>
+        <w:p>
+          <w:pPr>
+            <w:spacing w:before="0" w:after="0" w:line="240" w:lineRule="auto"/>
+          </w:pPr>
+          <w:r>
+            <w:rPr>
+              <w:rFonts w:ascii="Calibri" w:hAnsi="Calibri" w:cs="Calibri"/>
+              <w:color w:val="5E5E5E"/>
+              <w:sz w:val="16"/>
+              <w:szCs w:val="16"/>
+            </w:rPr>
+            <w:t xml:space="preserve">Centro, Dracena - SP</w:t>
+          </w:r>
+        </w:p>
+      </w:tc>
+      <w:tc>
+        <w:tcPr>
+          <w:tcW w:w="3787" w:type="dxa"/>
+        </w:tcPr>
+        <w:p>
+          <w:pPr>
+            <w:spacing w:before="0" w:after="0" w:line="240" w:lineRule="auto"/>
+          </w:pPr>
+          <w:r>
+            <w:rPr>
+              <w:rFonts w:ascii="Calibri" w:hAnsi="Calibri" w:cs="Calibri"/>
+              <w:color w:val="5E5E5E"/>
+              <w:sz w:val="16"/>
+              <w:szCs w:val="16"/>
+            </w:rPr>
+            <w:t xml:space="preserve">+55 18 98138.5088  |  +55 18 3823.1562</w:t>
+          </w:r>
+        </w:p>
+        <w:p>
+          <w:pPr>
+            <w:spacing w:before="0" w:after="0" w:line="240" w:lineRule="auto"/>
+          </w:pPr>
+          <w:r>
+            <w:rPr>
+              <w:rFonts w:ascii="Calibri" w:hAnsi="Calibri" w:cs="Calibri"/>
+              <w:color w:val="5E5E5E"/>
+              <w:sz w:val="16"/>
+              <w:szCs w:val="16"/>
+            </w:rPr>
+            <w:t xml:space="preserve">comercial@somatecblocking.com.br</w:t>
+          </w:r>
+        </w:p>
+      </w:tc>
+      <w:tc>
+        <w:tcPr>
+          <w:tcW w:w="2494" w:type="dxa"/>
+        </w:tcPr>
+        <w:p>
+          <w:pPr>
+            <w:spacing w:before="0" w:after="0" w:line="240" w:lineRule="auto"/>
+          </w:pPr>
+          <w:r>
+            <w:rPr>
+              <w:rFonts w:ascii="Calibri" w:hAnsi="Calibri" w:cs="Calibri"/>
+              <w:b/>
+              <w:color w:val="0096CE"/>
+              <w:spacing w:val="10"/>
+              <w:sz w:val="16"/>
+              <w:szCs w:val="16"/>
+            </w:rPr>
+            <w:t xml:space="preserve">SOMATECBLOCKING.COM.BR</w:t>
+          </w:r>
+        </w:p>
+      </w:tc>
+    </w:tr>
+  </w:tbl>
+  <w:p>
+    <w:pPr>
+      <w:spacing w:before="0" w:after="0"/>
+      <w:rPr>
+        <w:sz w:val="2"/>
+      </w:rPr>
+    </w:pPr>
+  </w:p>
+</w:ftr>
 </file>
 
 <file path=word/footnotes.xml><?xml version="1.0" encoding="utf-8"?>

--- a/backend/assets/contratos/proposta-contrato-anexo-i.docx
+++ b/backend/assets/contratos/proposta-contrato-anexo-i.docx
@@ -7115,14 +7115,14 @@
       <w:tblLook w:val="0000"/>
     </w:tblPr>
     <w:tblGrid>
-      <w:gridCol w:w="2772"/>
-      <w:gridCol w:w="3787"/>
+      <w:gridCol w:w="3515"/>
+      <w:gridCol w:w="3044"/>
       <w:gridCol w:w="2494"/>
     </w:tblGrid>
     <w:tr>
       <w:tc>
         <w:tcPr>
-          <w:tcW w:w="2772" w:type="dxa"/>
+          <w:tcW w:w="3515" w:type="dxa"/>
         </w:tcPr>
         <w:p>
           <w:pPr>
@@ -7135,7 +7135,7 @@
               <w:sz w:val="16"/>
               <w:szCs w:val="16"/>
             </w:rPr>
-            <w:t xml:space="preserve">Rua XV de Novembro, 743</w:t>
+            <w:t xml:space="preserve">Av. Fagundes Filho, 141, Conjunto 72</w:t>
           </w:r>
         </w:p>
         <w:p>
@@ -7149,13 +7149,13 @@
               <w:sz w:val="16"/>
               <w:szCs w:val="16"/>
             </w:rPr>
-            <w:t xml:space="preserve">Centro, Dracena - SP</w:t>
+            <w:t xml:space="preserve">Vila Monte Alegre, São Paulo - SP, 04304-010</w:t>
           </w:r>
         </w:p>
       </w:tc>
       <w:tc>
         <w:tcPr>
-          <w:tcW w:w="3787" w:type="dxa"/>
+          <w:tcW w:w="3044" w:type="dxa"/>
         </w:tcPr>
         <w:p>
           <w:pPr>
@@ -7168,7 +7168,7 @@
               <w:sz w:val="16"/>
               <w:szCs w:val="16"/>
             </w:rPr>
-            <w:t xml:space="preserve">+55 18 98138.5088  |  +55 18 3823.1562</w:t>
+            <w:t xml:space="preserve">+55 11 91764-4757</w:t>
           </w:r>
         </w:p>
         <w:p>

--- a/backend/assets/contratos/proposta-contrato-anexo-i.docx
+++ b/backend/assets/contratos/proposta-contrato-anexo-i.docx
@@ -4690,7 +4690,7 @@
                 <w:sz w:val="28"/>
                 <w:szCs w:val="28"/>
               </w:rPr>
-              <w:t>Locação Mensal (vigência de 60 meses)</w:t>
+              <w:t>Locação Mensal (vigência de {{vigencia_meses}} meses)</w:t>
             </w:r>
           </w:p>
         </w:tc>
@@ -5542,7 +5542,7 @@
           <w:rFonts w:ascii="Source Sans Pro Light" w:hAnsi="Source Sans Pro Light" w:cs="Arial"/>
           <w:color w:val="767171" w:themeColor="background2" w:themeShade="80"/>
         </w:rPr>
-        <w:t xml:space="preserve">, iniciando-se no dia 05 (cinco), ou no dia útil imediatamente subsequente, do segundo mês subsequente àquele em que estiver compreendida </w:t>
+        <w:t xml:space="preserve">, iniciando-se no dia {{dia_vencimento}}, ou no dia útil imediatamente subsequente, do {{carencia_mes_inicio}} mês subsequente àquele em que estiver compreendida </w:t>
       </w:r>
       <w:r>
         <w:rPr>
@@ -5550,7 +5550,7 @@
           <w:color w:val="767171" w:themeColor="background2" w:themeShade="80"/>
         </w:rPr>
         <w:lastRenderedPageBreak/>
-        <w:t>a data de término da instalação, vencendo-se todos os demais no dia 05 (cinco), ou no dia útil imediatamente subsequente, dos meses que se seguirem, nos termos da Cláusula Sétima do Contrato.</w:t>
+        <w:t>a data de término da instalação, vencendo-se todos os demais no dia {{dia_vencimento}}, ou no dia útil imediatamente subsequente, dos meses que se seguirem, nos termos da Cláusula Sétima do Contrato.</w:t>
       </w:r>
     </w:p>
     <w:p>
@@ -5577,7 +5577,7 @@
           <w:rFonts w:ascii="Source Sans Pro Light" w:hAnsi="Source Sans Pro Light" w:cs="Arial"/>
           <w:color w:val="767171" w:themeColor="background2" w:themeShade="80"/>
         </w:rPr>
-        <w:t>: o vínculo contratual de locação mensal terá vigência mínima de 60 (sessenta) meses, não podendo ser rescindido por denúncia vazia antes deste prazo.</w:t>
+        <w:t>: o vínculo contratual de locação mensal terá vigência mínima de {{vigencia_meses}} meses, não podendo ser rescindido por denúncia vazia antes deste prazo.</w:t>
       </w:r>
     </w:p>
     <w:p>
@@ -5622,7 +5622,7 @@
           <w:rFonts w:ascii="Source Sans Pro Light" w:hAnsi="Source Sans Pro Light" w:cs="Arial"/>
           <w:color w:val="767171" w:themeColor="background2" w:themeShade="80"/>
         </w:rPr>
-        <w:t xml:space="preserve"> avaliará a eficiência do Sistema Master Block IoT. No 13º (décimo terceiro) mês, considerando-se insatisfeita com os resultados, poderá rescindir o vínculo contratual sem justa causa, devendo, para tanto, manifestar-se expressamente e por escrito até o dia 05 (cinco) do 13º (décimo terceiro) mês. O silêncio quanto à rescisão e o prosseguimento do pagamento dos aluguéis serão considerados, para todos os fins, como aceitação do contrato, convalidando-se o vínculo pelo período remanescente de 48 (quarenta e oito) meses, nos termos da Cláusula Sexta do Contrato.</w:t>
+        <w:t xml:space="preserve"> avaliará a eficiência do Sistema Master Block IoT. No 13º (décimo terceiro) mês, considerando-se insatisfeita com os resultados, poderá rescindir o vínculo contratual sem justa causa, devendo, para tanto, manifestar-se expressamente e por escrito até o dia {{dia_vencimento}} do 13º (décimo terceiro) mês. O silêncio quanto à rescisão e o prosseguimento do pagamento dos aluguéis serão considerados, para todos os fins, como aceitação do contrato, convalidando-se o vínculo pelo período remanescente de {{periodo_remanescente}} meses, nos termos da Cláusula Sexta do Contrato.</w:t>
       </w:r>
     </w:p>
     <w:p>

--- a/backend/assets/contratos/proposta-contrato-anexo-i.docx
+++ b/backend/assets/contratos/proposta-contrato-anexo-i.docx
@@ -4690,7 +4690,7 @@
                 <w:sz w:val="28"/>
                 <w:szCs w:val="28"/>
               </w:rPr>
-              <w:t>Locação Mensal (vigência de {{vigencia_meses}} meses)</w:t>
+              <w:t>Locação Mensal (vigência de 60 meses)</w:t>
             </w:r>
           </w:p>
         </w:tc>
@@ -5542,7 +5542,7 @@
           <w:rFonts w:ascii="Source Sans Pro Light" w:hAnsi="Source Sans Pro Light" w:cs="Arial"/>
           <w:color w:val="767171" w:themeColor="background2" w:themeShade="80"/>
         </w:rPr>
-        <w:t xml:space="preserve">, iniciando-se no dia {{dia_vencimento}}, ou no dia útil imediatamente subsequente, do {{carencia_mes_inicio}} mês subsequente àquele em que estiver compreendida </w:t>
+        <w:t xml:space="preserve">, iniciando-se no dia 05 (cinco), ou no dia útil imediatamente subsequente, do segundo mês subsequente àquele em que estiver compreendida </w:t>
       </w:r>
       <w:r>
         <w:rPr>
@@ -5550,7 +5550,7 @@
           <w:color w:val="767171" w:themeColor="background2" w:themeShade="80"/>
         </w:rPr>
         <w:lastRenderedPageBreak/>
-        <w:t>a data de término da instalação, vencendo-se todos os demais no dia {{dia_vencimento}}, ou no dia útil imediatamente subsequente, dos meses que se seguirem, nos termos da Cláusula Sétima do Contrato.</w:t>
+        <w:t>a data de término da instalação, vencendo-se todos os demais no dia 05 (cinco), ou no dia útil imediatamente subsequente, dos meses que se seguirem, nos termos da Cláusula Sétima do Contrato.</w:t>
       </w:r>
     </w:p>
     <w:p>
@@ -5577,7 +5577,7 @@
           <w:rFonts w:ascii="Source Sans Pro Light" w:hAnsi="Source Sans Pro Light" w:cs="Arial"/>
           <w:color w:val="767171" w:themeColor="background2" w:themeShade="80"/>
         </w:rPr>
-        <w:t>: o vínculo contratual de locação mensal terá vigência mínima de {{vigencia_meses}} meses, não podendo ser rescindido por denúncia vazia antes deste prazo.</w:t>
+        <w:t>: o vínculo contratual de locação mensal terá vigência mínima de 60 (sessenta) meses, não podendo ser rescindido por denúncia vazia antes deste prazo.</w:t>
       </w:r>
     </w:p>
     <w:p>
@@ -5622,7 +5622,7 @@
           <w:rFonts w:ascii="Source Sans Pro Light" w:hAnsi="Source Sans Pro Light" w:cs="Arial"/>
           <w:color w:val="767171" w:themeColor="background2" w:themeShade="80"/>
         </w:rPr>
-        <w:t xml:space="preserve"> avaliará a eficiência do Sistema Master Block IoT. No 13º (décimo terceiro) mês, considerando-se insatisfeita com os resultados, poderá rescindir o vínculo contratual sem justa causa, devendo, para tanto, manifestar-se expressamente e por escrito até o dia {{dia_vencimento}} do 13º (décimo terceiro) mês. O silêncio quanto à rescisão e o prosseguimento do pagamento dos aluguéis serão considerados, para todos os fins, como aceitação do contrato, convalidando-se o vínculo pelo período remanescente de {{periodo_remanescente}} meses, nos termos da Cláusula Sexta do Contrato.</w:t>
+        <w:t xml:space="preserve"> avaliará a eficiência do Sistema Master Block IoT. No 13º (décimo terceiro) mês, considerando-se insatisfeita com os resultados, poderá rescindir o vínculo contratual sem justa causa, devendo, para tanto, manifestar-se expressamente e por escrito até o dia 05 (cinco) do 13º (décimo terceiro) mês. O silêncio quanto à rescisão e o prosseguimento do pagamento dos aluguéis serão considerados, para todos os fins, como aceitação do contrato, convalidando-se o vínculo pelo período remanescente de 48 (quarenta e oito) meses, nos termos da Cláusula Sexta do Contrato.</w:t>
       </w:r>
     </w:p>
     <w:p>

--- a/backend/assets/contratos/proposta-contrato-anexo-i.docx
+++ b/backend/assets/contratos/proposta-contrato-anexo-i.docx
@@ -6593,6 +6593,163 @@
         <mc:AlternateContent>
           <mc:Choice Requires="wps">
             <w:drawing>
+              <wp:anchor distT="0" distB="0" distL="114300" distR="114300" simplePos="0" relativeHeight="251681792" behindDoc="0" locked="0" layoutInCell="1" allowOverlap="1" wp14:anchorId="52DA0564" wp14:editId="0E27CA48">
+                <wp:simplePos x="0" y="0"/>
+                <wp:positionH relativeFrom="column">
+                  <wp:posOffset>0</wp:posOffset>
+                </wp:positionH>
+                <wp:positionV relativeFrom="paragraph">
+                  <wp:posOffset>37811</wp:posOffset>
+                </wp:positionV>
+                <wp:extent cx="411238" cy="125790"/>
+                <wp:effectExtent l="0" t="0" r="0" b="1270"/>
+                <wp:wrapNone/>
+                <wp:docPr id="2106002969" name="Retângulo 10"/>
+                <wp:cNvGraphicFramePr/>
+                <a:graphic xmlns:a="http://schemas.openxmlformats.org/drawingml/2006/main">
+                  <a:graphicData uri="http://schemas.microsoft.com/office/word/2010/wordprocessingShape">
+                    <wps:wsp>
+                      <wps:cNvSpPr/>
+                      <wps:spPr>
+                        <a:xfrm>
+                          <a:off x="0" y="0"/>
+                          <a:ext cx="411238" cy="125790"/>
+                        </a:xfrm>
+                        <a:prstGeom prst="rect">
+                          <a:avLst/>
+                        </a:prstGeom>
+                        <a:solidFill>
+                          <a:srgbClr val="208FCA"/>
+                        </a:solidFill>
+                        <a:ln>
+                          <a:noFill/>
+                        </a:ln>
+                      </wps:spPr>
+                      <wps:style>
+                        <a:lnRef idx="2">
+                          <a:schemeClr val="accent1">
+                            <a:shade val="50000"/>
+                          </a:schemeClr>
+                        </a:lnRef>
+                        <a:fillRef idx="1">
+                          <a:schemeClr val="accent1"/>
+                        </a:fillRef>
+                        <a:effectRef idx="0">
+                          <a:schemeClr val="accent1"/>
+                        </a:effectRef>
+                        <a:fontRef idx="minor">
+                          <a:schemeClr val="lt1"/>
+                        </a:fontRef>
+                      </wps:style>
+                      <wps:bodyPr rot="0" spcFirstLastPara="0" vertOverflow="overflow" horzOverflow="overflow" vert="horz" wrap="square" lIns="91440" tIns="45720" rIns="91440" bIns="45720" numCol="1" spcCol="0" rtlCol="0" fromWordArt="0" anchor="ctr" anchorCtr="0" forceAA="0" compatLnSpc="1">
+                        <a:prstTxWarp prst="textNoShape">
+                          <a:avLst/>
+                        </a:prstTxWarp>
+                        <a:noAutofit/>
+                      </wps:bodyPr>
+                    </wps:wsp>
+                  </a:graphicData>
+                </a:graphic>
+              </wp:anchor>
+            </w:drawing>
+          </mc:Choice>
+          <mc:Fallback>
+            <w:pict>
+              <v:rect w14:anchorId="7D2BCCC8" id="Retângulo 10" o:spid="_x0000_s1026" style="position:absolute;margin-left:0;margin-top:3pt;width:32.4pt;height:9.9pt;z-index:251681792;visibility:visible;mso-wrap-style:square;mso-wrap-distance-left:9pt;mso-wrap-distance-top:0;mso-wrap-distance-right:9pt;mso-wrap-distance-bottom:0;mso-position-horizontal:absolute;mso-position-horizontal-relative:text;mso-position-vertical:absolute;mso-position-vertical-relative:text;v-text-anchor:middle" o:gfxdata="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" fillcolor="#208fca" stroked="f" strokeweight="1pt"/>
+            </w:pict>
+          </mc:Fallback>
+        </mc:AlternateContent>
+      </w:r>
+      <w:r>
+        <w:rPr>
+          <w:rFonts w:ascii="Brandon Grotesque Bold" w:hAnsi="Brandon Grotesque Bold" w:cs="Arial"/>
+          <w:b/>
+          <w:bCs/>
+          <w:color w:val="1D8FCA"/>
+        </w:rPr>
+        <w:t xml:space="preserve">               </w:t>
+      </w:r>
+      <w:r>
+        <w:rPr>
+          <w:rFonts w:ascii="Brandon Grotesque Bold" w:hAnsi="Brandon Grotesque Bold" w:cs="Arial"/>
+          <w:b/>
+          <w:bCs/>
+          <w:color w:val="1D8FCA"/>
+        </w:rPr>
+        <w:t>10</w:t>
+      </w:r>
+      <w:r>
+        <w:rPr>
+          <w:rFonts w:ascii="Brandon Grotesque Bold" w:hAnsi="Brandon Grotesque Bold" w:cs="Arial"/>
+          <w:b/>
+          <w:bCs/>
+          <w:color w:val="1D8FCA"/>
+        </w:rPr>
+        <w:t xml:space="preserve"> - </w:t>
+      </w:r>
+      <w:r>
+        <w:rPr>
+          <w:rFonts w:ascii="Brandon Grotesque Bold" w:hAnsi="Brandon Grotesque Bold" w:cs="Arial"/>
+          <w:b/>
+          <w:bCs/>
+          <w:color w:val="1D8FCA"/>
+        </w:rPr>
+        <w:t xml:space="preserve">Assinatura Eletrônica </w:t>
+      </w:r>
+    </w:p>
+    <w:p>
+      <w:pPr>
+        <w:spacing w:line="276" w:lineRule="auto"/>
+        <w:ind w:right="140"/>
+        <w:jc w:val="both"/>
+        <w:rPr>
+          <w:rFonts w:ascii="Arial" w:hAnsi="Arial" w:cs="Arial"/>
+          <w:b/>
+        </w:rPr>
+      </w:pPr>
+    </w:p>
+    <w:p>
+      <w:pPr>
+        <w:spacing w:before="60"/>
+        <w:jc w:val="both"/>
+        <w:rPr>
+          <w:rFonts w:ascii="Source Sans Pro Light" w:hAnsi="Source Sans Pro Light" w:cs="Arial"/>
+          <w:color w:val="767171" w:themeColor="background2" w:themeShade="80"/>
+        </w:rPr>
+      </w:pPr>
+      <w:r>
+        <w:rPr>
+          <w:rFonts w:ascii="Source Sans Pro Light" w:hAnsi="Source Sans Pro Light" w:cs="Arial"/>
+          <w:color w:val="767171" w:themeColor="background2" w:themeShade="80"/>
+        </w:rPr>
+        <w:t xml:space="preserve">As partes reconhecem e aceitam, nos termos do art. 10, § 2º, da Medida Provisória nº 2.200-2/2001, a assinatura desta proposta-contrato e de seus anexos por meio eletrônico, na plataforma de assinatura eletrônica indicada pela Somatec Blocking, como válida, eficaz e vinculante para todos os fins de direito, dispensada a assinatura física. As partes reconhecem, ainda, como prova da autoria, da integridade e da data da assinatura os registros da plataforma (trilha de auditoria), que incluem o e-mail, o telefone, o endereço IP e a data e a hora de cada signatário.</w:t>
+      </w:r>
+    </w:p>
+    <w:p>
+      <w:pPr>
+        <w:spacing w:line="276" w:lineRule="auto"/>
+        <w:ind w:right="140"/>
+        <w:jc w:val="both"/>
+        <w:rPr>
+          <w:rFonts w:ascii="Brandon Grotesque Bold" w:hAnsi="Brandon Grotesque Bold" w:cs="Arial"/>
+          <w:b/>
+          <w:bCs/>
+          <w:color w:val="1D8FCA"/>
+        </w:rPr>
+      </w:pPr>
+      <w:r>
+        <w:rPr>
+          <w:rFonts w:ascii="Brandon Grotesque Bold" w:hAnsi="Brandon Grotesque Bold" w:cs="Arial"/>
+          <w:b/>
+          <w:bCs/>
+          <w:noProof/>
+          <w:color w:val="1D8FCA"/>
+          <w:lang w:eastAsia="pt-BR"/>
+        </w:rPr>
+        <w:lastRenderedPageBreak/>
+        <mc:AlternateContent>
+          <mc:Choice Requires="wps">
+            <w:drawing>
               <wp:anchor distT="0" distB="0" distL="114300" distR="114300" simplePos="0" relativeHeight="251681792" behindDoc="0" locked="0" layoutInCell="1" allowOverlap="1" wp14:anchorId="52D9F20D" wp14:editId="0E27B6F1">
                 <wp:simplePos x="0" y="0"/>
                 <wp:positionH relativeFrom="column">
@@ -6676,7 +6833,7 @@
           <w:bCs/>
           <w:color w:val="1D8FCA"/>
         </w:rPr>
-        <w:t>10</w:t>
+        <w:t>11</w:t>
       </w:r>
       <w:r>
         <w:rPr>

--- a/backend/assets/contratos/proposta-contrato-anexo-i.docx
+++ b/backend/assets/contratos/proposta-contrato-anexo-i.docx
@@ -3510,13 +3510,13 @@
         <w:tblLook w:val="04A0" w:firstRow="1" w:lastRow="0" w:firstColumn="1" w:lastColumn="0" w:noHBand="0" w:noVBand="1"/>
       </w:tblPr>
       <w:tblGrid>
-        <w:gridCol w:w="811"/>
+        <w:gridCol w:w="1000"/>
         <w:gridCol w:w="1249"/>
-        <w:gridCol w:w="3185"/>
-        <w:gridCol w:w="992"/>
-        <w:gridCol w:w="1151"/>
-        <w:gridCol w:w="1271"/>
-        <w:gridCol w:w="980"/>
+        <w:gridCol w:w="3040"/>
+        <w:gridCol w:w="1000"/>
+        <w:gridCol w:w="1000"/>
+        <w:gridCol w:w="1500"/>
+        <w:gridCol w:w="850"/>
       </w:tblGrid>
       <w:tr>
         <w:trPr>
@@ -3525,7 +3525,7 @@
         <w:tc>
           <w:tcPr>
             <w:cnfStyle w:val="001000000000" w:firstRow="0" w:lastRow="0" w:firstColumn="1" w:lastColumn="0" w:oddVBand="0" w:evenVBand="0" w:oddHBand="0" w:evenHBand="0" w:firstRowFirstColumn="0" w:firstRowLastColumn="0" w:lastRowFirstColumn="0" w:lastRowLastColumn="0"/>
-            <w:tcW w:w="811" w:type="dxa"/>
+            <w:tcW w:w="1000" w:type="dxa"/>
             <w:shd w:val="clear" w:color="auto" w:fill="13486F"/>
           </w:tcPr>
           <w:p>
@@ -3551,7 +3551,7 @@
         </w:tc>
         <w:tc>
           <w:tcPr>
-            <w:tcW w:w="4434" w:type="dxa"/>
+            <w:tcW w:w="4289" w:type="dxa"/>
             <w:gridSpan w:val="2"/>
             <w:shd w:val="clear" w:color="auto" w:fill="13486F"/>
             <w:vAlign w:val="center"/>
@@ -3579,7 +3579,7 @@
         </w:tc>
         <w:tc>
           <w:tcPr>
-            <w:tcW w:w="992" w:type="dxa"/>
+            <w:tcW w:w="1000" w:type="dxa"/>
             <w:shd w:val="clear" w:color="auto" w:fill="13486F"/>
             <w:vAlign w:val="center"/>
           </w:tcPr>
@@ -3606,7 +3606,7 @@
         </w:tc>
         <w:tc>
           <w:tcPr>
-            <w:tcW w:w="1151" w:type="dxa"/>
+            <w:tcW w:w="1000" w:type="dxa"/>
             <w:shd w:val="clear" w:color="auto" w:fill="13486F"/>
             <w:vAlign w:val="center"/>
           </w:tcPr>
@@ -3633,7 +3633,7 @@
         </w:tc>
         <w:tc>
           <w:tcPr>
-            <w:tcW w:w="1271" w:type="dxa"/>
+            <w:tcW w:w="1500" w:type="dxa"/>
             <w:shd w:val="clear" w:color="auto" w:fill="13486F"/>
             <w:vAlign w:val="center"/>
           </w:tcPr>
@@ -3660,7 +3660,7 @@
         </w:tc>
         <w:tc>
           <w:tcPr>
-            <w:tcW w:w="980" w:type="dxa"/>
+            <w:tcW w:w="850" w:type="dxa"/>
             <w:shd w:val="clear" w:color="auto" w:fill="13486F"/>
           </w:tcPr>
           <w:p>
@@ -3692,7 +3692,7 @@
         <w:tc>
           <w:tcPr>
             <w:cnfStyle w:val="001000000000" w:firstRow="0" w:lastRow="0" w:firstColumn="1" w:lastColumn="0" w:oddVBand="0" w:evenVBand="0" w:oddHBand="0" w:evenHBand="0" w:firstRowFirstColumn="0" w:firstRowLastColumn="0" w:lastRowFirstColumn="0" w:lastRowLastColumn="0"/>
-            <w:tcW w:w="811" w:type="dxa"/>
+            <w:tcW w:w="1000" w:type="dxa"/>
             <w:vAlign w:val="bottom"/>
           </w:tcPr>
           <w:p>
@@ -3721,7 +3721,7 @@
         </w:tc>
         <w:tc>
           <w:tcPr>
-            <w:tcW w:w="4434" w:type="dxa"/>
+            <w:tcW w:w="4289" w:type="dxa"/>
             <w:gridSpan w:val="2"/>
             <w:vAlign w:val="bottom"/>
           </w:tcPr>
@@ -3792,7 +3792,7 @@
         </w:tc>
         <w:tc>
           <w:tcPr>
-            <w:tcW w:w="992" w:type="dxa"/>
+            <w:tcW w:w="1000" w:type="dxa"/>
           </w:tcPr>
           <w:p>
             <w:pPr>
@@ -3839,7 +3839,7 @@
         </w:tc>
         <w:tc>
           <w:tcPr>
-            <w:tcW w:w="1151" w:type="dxa"/>
+            <w:tcW w:w="1000" w:type="dxa"/>
             <w:vAlign w:val="bottom"/>
           </w:tcPr>
           <w:p>
@@ -3887,7 +3887,7 @@
         </w:tc>
         <w:tc>
           <w:tcPr>
-            <w:tcW w:w="1271" w:type="dxa"/>
+            <w:tcW w:w="1500" w:type="dxa"/>
             <w:vAlign w:val="bottom"/>
           </w:tcPr>
           <w:p>
@@ -3924,7 +3924,7 @@
         </w:tc>
         <w:tc>
           <w:tcPr>
-            <w:tcW w:w="980" w:type="dxa"/>
+            <w:tcW w:w="850" w:type="dxa"/>
           </w:tcPr>
           <w:p>
             <w:pPr>
@@ -3947,81 +3947,6 @@
               </w:rPr>
               <w:t>{{iot}}{{/quadros}}</w:t>
             </w:r>
-          </w:p>
-        </w:tc>
-      </w:tr>
-      <w:tr>
-        <w:tc>
-          <w:tcPr>
-            <w:cnfStyle w:val="001000000000" w:firstRow="0" w:lastRow="0" w:firstColumn="1" w:lastColumn="0" w:oddVBand="0" w:evenVBand="0" w:oddHBand="0" w:evenHBand="0" w:firstRowFirstColumn="0" w:firstRowLastColumn="0" w:lastRowFirstColumn="0" w:lastRowLastColumn="0"/>
-            <w:tcW w:w="811" w:type="dxa"/>
-            <w:shd w:val="clear" w:color="auto" w:fill="13486F"/>
-          </w:tcPr>
-          <w:p>
-            <w:pPr>
-              <w:spacing w:line="276" w:lineRule="auto"/>
-              <w:jc w:val="both"/>
-              <w:rPr>
-                <w:rFonts w:ascii="Brandon Grotesque Bold" w:hAnsi="Brandon Grotesque Bold" w:cs="Arial"/>
-                <w:b w:val="0"/>
-                <w:bCs w:val="0"/>
-              </w:rPr>
-            </w:pPr>
-          </w:p>
-        </w:tc>
-        <w:tc>
-          <w:tcPr>
-            <w:tcW w:w="1249" w:type="dxa"/>
-            <w:shd w:val="clear" w:color="auto" w:fill="13486F"/>
-          </w:tcPr>
-          <w:p>
-            <w:pPr>
-              <w:spacing w:line="276" w:lineRule="auto"/>
-              <w:jc w:val="both"/>
-              <w:cnfStyle w:val="000000000000" w:firstRow="0" w:lastRow="0" w:firstColumn="0" w:lastColumn="0" w:oddVBand="0" w:evenVBand="0" w:oddHBand="0" w:evenHBand="0" w:firstRowFirstColumn="0" w:firstRowLastColumn="0" w:lastRowFirstColumn="0" w:lastRowLastColumn="0"/>
-              <w:rPr>
-                <w:rFonts w:ascii="Brandon Grotesque Bold" w:hAnsi="Brandon Grotesque Bold" w:cs="Arial"/>
-                <w:b/>
-                <w:bCs/>
-              </w:rPr>
-            </w:pPr>
-          </w:p>
-        </w:tc>
-        <w:tc>
-          <w:tcPr>
-            <w:tcW w:w="6599" w:type="dxa"/>
-            <w:gridSpan w:val="4"/>
-            <w:shd w:val="clear" w:color="auto" w:fill="13486F"/>
-          </w:tcPr>
-          <w:p>
-            <w:pPr>
-              <w:spacing w:line="276" w:lineRule="auto"/>
-              <w:jc w:val="both"/>
-              <w:cnfStyle w:val="000000000000" w:firstRow="0" w:lastRow="0" w:firstColumn="0" w:lastColumn="0" w:oddVBand="0" w:evenVBand="0" w:oddHBand="0" w:evenHBand="0" w:firstRowFirstColumn="0" w:firstRowLastColumn="0" w:lastRowFirstColumn="0" w:lastRowLastColumn="0"/>
-              <w:rPr>
-                <w:rFonts w:ascii="Brandon Grotesque Bold" w:hAnsi="Brandon Grotesque Bold" w:cs="Arial"/>
-                <w:b/>
-                <w:bCs/>
-              </w:rPr>
-            </w:pPr>
-          </w:p>
-        </w:tc>
-        <w:tc>
-          <w:tcPr>
-            <w:tcW w:w="980" w:type="dxa"/>
-            <w:shd w:val="clear" w:color="auto" w:fill="13486F"/>
-          </w:tcPr>
-          <w:p>
-            <w:pPr>
-              <w:spacing w:line="276" w:lineRule="auto"/>
-              <w:jc w:val="both"/>
-              <w:cnfStyle w:val="000000000000" w:firstRow="0" w:lastRow="0" w:firstColumn="0" w:lastColumn="0" w:oddVBand="0" w:evenVBand="0" w:oddHBand="0" w:evenHBand="0" w:firstRowFirstColumn="0" w:firstRowLastColumn="0" w:lastRowFirstColumn="0" w:lastRowLastColumn="0"/>
-              <w:rPr>
-                <w:rFonts w:ascii="Brandon Grotesque Bold" w:hAnsi="Brandon Grotesque Bold" w:cs="Arial"/>
-                <w:b/>
-                <w:bCs/>
-              </w:rPr>
-            </w:pPr>
           </w:p>
         </w:tc>
       </w:tr>
